--- a/Chapter2/Chapter 2.docx
+++ b/Chapter2/Chapter 2.docx
@@ -1698,9 +1698,29 @@
           <w:sz w:val="28"/>
           <w:szCs w:val="28"/>
         </w:rPr>
-        <w:t>System.out.printf</w:t>
-      </w:r>
-      <w:proofErr w:type="spellEnd"/>
+        <w:t>System.ou</w:t>
+      </w:r>
+      <w:proofErr w:type="spellEnd"/>
+      <w:r>
+        <w:rPr>
+          <w:rFonts w:ascii="Nunito" w:hAnsi="Nunito"/>
+          <w:sz w:val="28"/>
+          <w:szCs w:val="28"/>
+        </w:rPr>
+        <w:t xml:space="preserve"> </w:t>
+      </w:r>
+      <w:proofErr w:type="spellStart"/>
+      <w:proofErr w:type="gramStart"/>
+      <w:r>
+        <w:rPr>
+          <w:rFonts w:ascii="Nunito" w:hAnsi="Nunito"/>
+          <w:sz w:val="28"/>
+          <w:szCs w:val="28"/>
+        </w:rPr>
+        <w:t>t.printf</w:t>
+      </w:r>
+      <w:proofErr w:type="spellEnd"/>
+      <w:proofErr w:type="gramEnd"/>
       <w:r>
         <w:rPr>
           <w:rFonts w:ascii="Nunito" w:hAnsi="Nunito"/>
